--- a/Collatio/6/1. Textos/1. Marcados/6-D.docx
+++ b/Collatio/6/1. Textos/1. Marcados/6-D.docx
@@ -1,17 +1,17 @@
 
 <file path=word/document.xml><?xml version="1.0" encoding="utf-8"?>
-<w:document xmlns:wpc="http://schemas.microsoft.com/office/word/2010/wordprocessingCanvas" xmlns:cx="http://schemas.microsoft.com/office/drawing/2014/chartex" xmlns:cx1="http://schemas.microsoft.com/office/drawing/2015/9/8/chartex" xmlns:cx2="http://schemas.microsoft.com/office/drawing/2015/10/21/chartex" xmlns:cx3="http://schemas.microsoft.com/office/drawing/2016/5/9/chartex" xmlns:cx4="http://schemas.microsoft.com/office/drawing/2016/5/10/chartex" xmlns:cx5="http://schemas.microsoft.com/office/drawing/2016/5/11/chartex" xmlns:cx6="http://schemas.microsoft.com/office/drawing/2016/5/12/chartex" xmlns:cx7="http://schemas.microsoft.com/office/drawing/2016/5/13/chartex" xmlns:cx8="http://schemas.microsoft.com/office/drawing/2016/5/14/chartex" xmlns:mc="http://schemas.openxmlformats.org/markup-compatibility/2006" xmlns:aink="http://schemas.microsoft.com/office/drawing/2016/ink" xmlns:am3d="http://schemas.microsoft.com/office/drawing/2017/model3d" xmlns:o="urn:schemas-microsoft-com:office:office" xmlns:oel="http://schemas.microsoft.com/office/2019/extlst" xmlns:r="http://schemas.openxmlformats.org/officeDocument/2006/relationships" xmlns:m="http://schemas.openxmlformats.org/officeDocument/2006/math" xmlns:v="urn:schemas-microsoft-com:vml" xmlns:wp14="http://schemas.microsoft.com/office/word/2010/wordprocessingDrawing" xmlns:wp="http://schemas.openxmlformats.org/drawingml/2006/wordprocessingDrawing" xmlns:w10="urn:schemas-microsoft-com:office:word" xmlns:w="http://schemas.openxmlformats.org/wordprocessingml/2006/main" xmlns:w14="http://schemas.microsoft.com/office/word/2010/wordml" xmlns:w15="http://schemas.microsoft.com/office/word/2012/wordml" xmlns:w16cex="http://schemas.microsoft.com/office/word/2018/wordml/cex" xmlns:w16cid="http://schemas.microsoft.com/office/word/2016/wordml/cid" xmlns:w16="http://schemas.microsoft.com/office/word/2018/wordml" xmlns:w16du="http://schemas.microsoft.com/office/word/2023/wordml/word16du" xmlns:w16sdtdh="http://schemas.microsoft.com/office/word/2020/wordml/sdtdatahash" xmlns:w16se="http://schemas.microsoft.com/office/word/2015/wordml/symex" xmlns:wpg="http://schemas.microsoft.com/office/word/2010/wordprocessingGroup" xmlns:wpi="http://schemas.microsoft.com/office/word/2010/wordprocessingInk" xmlns:wne="http://schemas.microsoft.com/office/word/2006/wordml" xmlns:wps="http://schemas.microsoft.com/office/word/2010/wordprocessingShape" mc:Ignorable="w14 w15 w16se w16cid w16 w16cex w16sdtdh wp14">
+<w:document xmlns:wpc="http://schemas.microsoft.com/office/word/2010/wordprocessingCanvas" xmlns:cx="http://schemas.microsoft.com/office/drawing/2014/chartex" xmlns:cx1="http://schemas.microsoft.com/office/drawing/2015/9/8/chartex" xmlns:cx2="http://schemas.microsoft.com/office/drawing/2015/10/21/chartex" xmlns:cx3="http://schemas.microsoft.com/office/drawing/2016/5/9/chartex" xmlns:cx4="http://schemas.microsoft.com/office/drawing/2016/5/10/chartex" xmlns:cx5="http://schemas.microsoft.com/office/drawing/2016/5/11/chartex" xmlns:cx6="http://schemas.microsoft.com/office/drawing/2016/5/12/chartex" xmlns:cx7="http://schemas.microsoft.com/office/drawing/2016/5/13/chartex" xmlns:cx8="http://schemas.microsoft.com/office/drawing/2016/5/14/chartex" xmlns:mc="http://schemas.openxmlformats.org/markup-compatibility/2006" xmlns:aink="http://schemas.microsoft.com/office/drawing/2016/ink" xmlns:am3d="http://schemas.microsoft.com/office/drawing/2017/model3d" xmlns:o="urn:schemas-microsoft-com:office:office" xmlns:oel="http://schemas.microsoft.com/office/2019/extlst" xmlns:r="http://schemas.openxmlformats.org/officeDocument/2006/relationships" xmlns:m="http://schemas.openxmlformats.org/officeDocument/2006/math" xmlns:v="urn:schemas-microsoft-com:vml" xmlns:wp14="http://schemas.microsoft.com/office/word/2010/wordprocessingDrawing" xmlns:wp="http://schemas.openxmlformats.org/drawingml/2006/wordprocessingDrawing" xmlns:w10="urn:schemas-microsoft-com:office:word" xmlns:w="http://schemas.openxmlformats.org/wordprocessingml/2006/main" xmlns:w14="http://schemas.microsoft.com/office/word/2010/wordml" xmlns:w15="http://schemas.microsoft.com/office/word/2012/wordml" xmlns:w16cex="http://schemas.microsoft.com/office/word/2018/wordml/cex" xmlns:w16cid="http://schemas.microsoft.com/office/word/2016/wordml/cid" xmlns:w16="http://schemas.microsoft.com/office/word/2018/wordml" xmlns:w16du="http://schemas.microsoft.com/office/word/2023/wordml/word16du" xmlns:w16sdtdh="http://schemas.microsoft.com/office/word/2020/wordml/sdtdatahash" xmlns:w16sdtfl="http://schemas.microsoft.com/office/word/2024/wordml/sdtformatlock" xmlns:w16se="http://schemas.microsoft.com/office/word/2015/wordml/symex" xmlns:wpg="http://schemas.microsoft.com/office/word/2010/wordprocessingGroup" xmlns:wpi="http://schemas.microsoft.com/office/word/2010/wordprocessingInk" xmlns:wne="http://schemas.microsoft.com/office/word/2006/wordml" xmlns:wps="http://schemas.microsoft.com/office/word/2010/wordprocessingShape" mc:Ignorable="w14 w15 w16se w16cid w16 w16cex w16sdtdh w16sdtfl w16du wp14">
   <w:body>
     <w:p>
       <w:pPr>
         <w:rPr>
-          <w:rFonts w:ascii="Garamond" w:hAnsi="Garamond"/>
+          <w:rFonts w:ascii="Brill" w:hAnsi="Brill"/>
           <w:lang w:val="es-ES"/>
         </w:rPr>
       </w:pPr>
       <w:r>
         <w:rPr>
-          <w:rFonts w:ascii="Garamond" w:hAnsi="Garamond"/>
+          <w:rFonts w:ascii="Brill" w:hAnsi="Brill"/>
           <w:color w:val="FF0000"/>
           <w:lang w:val="es-ES"/>
         </w:rPr>
@@ -19,7 +19,7 @@
       </w:r>
       <w:r>
         <w:rPr>
-          <w:rFonts w:ascii="Garamond" w:hAnsi="Garamond"/>
+          <w:rFonts w:ascii="Brill" w:hAnsi="Brill"/>
           <w:lang w:val="es-ES"/>
         </w:rPr>
         <w:t xml:space="preserve">El </w:t>
@@ -27,7 +27,7 @@
       <w:proofErr w:type="spellStart"/>
       <w:r>
         <w:rPr>
-          <w:rFonts w:ascii="Garamond" w:hAnsi="Garamond"/>
+          <w:rFonts w:ascii="Brill" w:hAnsi="Brill"/>
           <w:lang w:val="es-ES"/>
         </w:rPr>
         <w:t>diciplo</w:t>
@@ -35,7 +35,23 @@
       <w:proofErr w:type="spellEnd"/>
       <w:r>
         <w:rPr>
-          <w:rFonts w:ascii="Garamond" w:hAnsi="Garamond"/>
+          <w:rFonts w:ascii="Brill" w:hAnsi="Brill"/>
+          <w:lang w:val="es-ES"/>
+        </w:rPr>
+        <w:t xml:space="preserve"> dixo maestro ruego te que me digas </w:t>
+      </w:r>
+      <w:proofErr w:type="spellStart"/>
+      <w:r>
+        <w:rPr>
+          <w:rFonts w:ascii="Brill" w:hAnsi="Brill"/>
+          <w:lang w:val="es-ES"/>
+        </w:rPr>
+        <w:t>por que</w:t>
+      </w:r>
+      <w:proofErr w:type="spellEnd"/>
+      <w:r>
+        <w:rPr>
+          <w:rFonts w:ascii="Brill" w:hAnsi="Brill"/>
           <w:lang w:val="es-ES"/>
         </w:rPr>
         <w:t xml:space="preserve"> </w:t>
@@ -43,31 +59,335 @@
       <w:proofErr w:type="spellStart"/>
       <w:r>
         <w:rPr>
-          <w:rFonts w:ascii="Garamond" w:hAnsi="Garamond"/>
-          <w:lang w:val="es-ES"/>
-        </w:rPr>
-        <w:t>dixo</w:t>
-      </w:r>
-      <w:proofErr w:type="spellEnd"/>
-      <w:r>
-        <w:rPr>
-          <w:rFonts w:ascii="Garamond" w:hAnsi="Garamond"/>
-          <w:lang w:val="es-ES"/>
-        </w:rPr>
-        <w:t xml:space="preserve"> maestro ruego te que me digas </w:t>
-      </w:r>
-      <w:proofErr w:type="spellStart"/>
-      <w:r>
-        <w:rPr>
-          <w:rFonts w:ascii="Garamond" w:hAnsi="Garamond"/>
-          <w:lang w:val="es-ES"/>
-        </w:rPr>
-        <w:t>por que</w:t>
-      </w:r>
-      <w:proofErr w:type="spellEnd"/>
-      <w:r>
-        <w:rPr>
-          <w:rFonts w:ascii="Garamond" w:hAnsi="Garamond"/>
+          <w:rFonts w:ascii="Brill" w:hAnsi="Brill"/>
+          <w:lang w:val="es-ES"/>
+        </w:rPr>
+        <w:t>razon</w:t>
+      </w:r>
+      <w:proofErr w:type="spellEnd"/>
+      <w:r>
+        <w:rPr>
+          <w:rFonts w:ascii="Brill" w:hAnsi="Brill"/>
+          <w:lang w:val="es-ES"/>
+        </w:rPr>
+        <w:t xml:space="preserve"> es la </w:t>
+      </w:r>
+      <w:proofErr w:type="spellStart"/>
+      <w:r>
+        <w:rPr>
+          <w:rFonts w:ascii="Brill" w:hAnsi="Brill"/>
+          <w:lang w:val="es-ES"/>
+        </w:rPr>
+        <w:t>trenidat</w:t>
+      </w:r>
+      <w:proofErr w:type="spellEnd"/>
+      <w:r>
+        <w:rPr>
+          <w:rFonts w:ascii="Brill" w:hAnsi="Brill"/>
+          <w:lang w:val="es-ES"/>
+        </w:rPr>
+        <w:t xml:space="preserve"> de tres </w:t>
+      </w:r>
+      <w:proofErr w:type="spellStart"/>
+      <w:r>
+        <w:rPr>
+          <w:rFonts w:ascii="Brill" w:hAnsi="Brill"/>
+          <w:lang w:val="es-ES"/>
+        </w:rPr>
+        <w:t>presonas</w:t>
+      </w:r>
+      <w:proofErr w:type="spellEnd"/>
+      <w:r>
+        <w:rPr>
+          <w:rFonts w:ascii="Brill" w:hAnsi="Brill"/>
+          <w:lang w:val="es-ES"/>
+        </w:rPr>
+        <w:t xml:space="preserve"> e non es de </w:t>
+      </w:r>
+      <w:proofErr w:type="spellStart"/>
+      <w:r>
+        <w:rPr>
+          <w:rFonts w:ascii="Brill" w:hAnsi="Brill"/>
+          <w:lang w:val="es-ES"/>
+        </w:rPr>
+        <w:t>mas</w:t>
+      </w:r>
+      <w:proofErr w:type="spellEnd"/>
+      <w:r>
+        <w:rPr>
+          <w:rFonts w:ascii="Brill" w:hAnsi="Brill"/>
+          <w:lang w:val="es-ES"/>
+        </w:rPr>
+        <w:t xml:space="preserve"> cuenta nin de menos % </w:t>
+      </w:r>
+      <w:proofErr w:type="spellStart"/>
+      <w:r>
+        <w:rPr>
+          <w:rFonts w:ascii="Brill" w:hAnsi="Brill"/>
+          <w:lang w:val="es-ES"/>
+        </w:rPr>
+        <w:t>respondio</w:t>
+      </w:r>
+      <w:proofErr w:type="spellEnd"/>
+      <w:r>
+        <w:rPr>
+          <w:rFonts w:ascii="Brill" w:hAnsi="Brill"/>
+          <w:lang w:val="es-ES"/>
+        </w:rPr>
+        <w:t xml:space="preserve"> el maestro alta pregunta me demandas e quiero responder a ella a lo mejor que yo </w:t>
+      </w:r>
+      <w:proofErr w:type="spellStart"/>
+      <w:r>
+        <w:rPr>
+          <w:rFonts w:ascii="Brill" w:hAnsi="Brill"/>
+          <w:lang w:val="es-ES"/>
+        </w:rPr>
+        <w:t>sopiere</w:t>
+      </w:r>
+      <w:proofErr w:type="spellEnd"/>
+      <w:r>
+        <w:rPr>
+          <w:rFonts w:ascii="Brill" w:hAnsi="Brill"/>
+          <w:lang w:val="es-ES"/>
+        </w:rPr>
+        <w:t xml:space="preserve"> sepas que la santa </w:t>
+      </w:r>
+      <w:proofErr w:type="spellStart"/>
+      <w:r>
+        <w:rPr>
+          <w:rFonts w:ascii="Brill" w:hAnsi="Brill"/>
+          <w:lang w:val="es-ES"/>
+        </w:rPr>
+        <w:t>trenidat</w:t>
+      </w:r>
+      <w:proofErr w:type="spellEnd"/>
+      <w:r>
+        <w:rPr>
+          <w:rFonts w:ascii="Brill" w:hAnsi="Brill"/>
+          <w:lang w:val="es-ES"/>
+        </w:rPr>
+        <w:t xml:space="preserve"> son tres </w:t>
+      </w:r>
+      <w:proofErr w:type="spellStart"/>
+      <w:r>
+        <w:rPr>
+          <w:rFonts w:ascii="Brill" w:hAnsi="Brill"/>
+          <w:lang w:val="es-ES"/>
+        </w:rPr>
+        <w:t>presonas</w:t>
+      </w:r>
+      <w:proofErr w:type="spellEnd"/>
+      <w:r>
+        <w:rPr>
+          <w:rFonts w:ascii="Brill" w:hAnsi="Brill"/>
+          <w:lang w:val="es-ES"/>
+        </w:rPr>
+        <w:t xml:space="preserve"> e estas tres </w:t>
+      </w:r>
+      <w:proofErr w:type="spellStart"/>
+      <w:r>
+        <w:rPr>
+          <w:rFonts w:ascii="Brill" w:hAnsi="Brill"/>
+          <w:lang w:val="es-ES"/>
+        </w:rPr>
+        <w:t>presonas</w:t>
+      </w:r>
+      <w:proofErr w:type="spellEnd"/>
+      <w:r>
+        <w:rPr>
+          <w:rFonts w:ascii="Brill" w:hAnsi="Brill"/>
+          <w:lang w:val="es-ES"/>
+        </w:rPr>
+        <w:t xml:space="preserve"> encierran se en un dios pues esto que se encierran tres </w:t>
+      </w:r>
+      <w:proofErr w:type="spellStart"/>
+      <w:r>
+        <w:rPr>
+          <w:rFonts w:ascii="Brill" w:hAnsi="Brill"/>
+          <w:lang w:val="es-ES"/>
+        </w:rPr>
+        <w:t>presonas</w:t>
+      </w:r>
+      <w:proofErr w:type="spellEnd"/>
+      <w:r>
+        <w:rPr>
+          <w:rFonts w:ascii="Brill" w:hAnsi="Brill"/>
+          <w:lang w:val="es-ES"/>
+        </w:rPr>
+        <w:t xml:space="preserve"> en un dios </w:t>
+      </w:r>
+      <w:proofErr w:type="spellStart"/>
+      <w:r>
+        <w:rPr>
+          <w:rFonts w:ascii="Brill" w:hAnsi="Brill"/>
+          <w:lang w:val="es-ES"/>
+        </w:rPr>
+        <w:t>quando</w:t>
+      </w:r>
+      <w:proofErr w:type="spellEnd"/>
+      <w:r>
+        <w:rPr>
+          <w:rFonts w:ascii="Brill" w:hAnsi="Brill"/>
+          <w:lang w:val="es-ES"/>
+        </w:rPr>
+        <w:t xml:space="preserve"> bien catares todas las cuentas del mundo desde uno que es la primera cuenta fasta en </w:t>
+      </w:r>
+      <w:proofErr w:type="spellStart"/>
+      <w:r>
+        <w:rPr>
+          <w:rFonts w:ascii="Brill" w:hAnsi="Brill"/>
+          <w:lang w:val="es-ES"/>
+        </w:rPr>
+        <w:t>mill</w:t>
+      </w:r>
+      <w:proofErr w:type="spellEnd"/>
+      <w:r>
+        <w:rPr>
+          <w:rFonts w:ascii="Brill" w:hAnsi="Brill"/>
+          <w:lang w:val="es-ES"/>
+        </w:rPr>
+        <w:t xml:space="preserve"> non fallaras que en otra cuenta ninguna viene a estar la fuerça d ella en un punto si non de tres % E esto te quiero provar por </w:t>
+      </w:r>
+      <w:proofErr w:type="spellStart"/>
+      <w:r>
+        <w:rPr>
+          <w:rFonts w:ascii="Brill" w:hAnsi="Brill"/>
+          <w:lang w:val="es-ES"/>
+        </w:rPr>
+        <w:t>razon</w:t>
+      </w:r>
+      <w:proofErr w:type="spellEnd"/>
+      <w:r>
+        <w:rPr>
+          <w:rFonts w:ascii="Brill" w:hAnsi="Brill"/>
+          <w:lang w:val="es-ES"/>
+        </w:rPr>
+        <w:t xml:space="preserve"> que es </w:t>
+      </w:r>
+      <w:proofErr w:type="spellStart"/>
+      <w:r>
+        <w:rPr>
+          <w:rFonts w:ascii="Brill" w:hAnsi="Brill"/>
+          <w:lang w:val="es-ES"/>
+        </w:rPr>
+        <w:t>asi</w:t>
+      </w:r>
+      <w:proofErr w:type="spellEnd"/>
+      <w:r>
+        <w:rPr>
+          <w:rFonts w:ascii="Brill" w:hAnsi="Brill"/>
+          <w:lang w:val="es-ES"/>
+        </w:rPr>
+        <w:t xml:space="preserve"> e lo veas e </w:t>
+      </w:r>
+      <w:proofErr w:type="spellStart"/>
+      <w:r>
+        <w:rPr>
+          <w:rFonts w:ascii="Brill" w:hAnsi="Brill"/>
+          <w:lang w:val="es-ES"/>
+        </w:rPr>
+        <w:t>comiençan</w:t>
+      </w:r>
+      <w:proofErr w:type="spellEnd"/>
+      <w:r>
+        <w:rPr>
+          <w:rFonts w:ascii="Brill" w:hAnsi="Brill"/>
+          <w:lang w:val="es-ES"/>
+        </w:rPr>
+        <w:t xml:space="preserve"> luego en el primero que es uno e fallaras que este uno es señero en su cabo si </w:t>
+      </w:r>
+      <w:proofErr w:type="spellStart"/>
+      <w:r>
+        <w:rPr>
+          <w:rFonts w:ascii="Brill" w:hAnsi="Brill"/>
+          <w:lang w:val="es-ES"/>
+        </w:rPr>
+        <w:t>començares</w:t>
+      </w:r>
+      <w:proofErr w:type="spellEnd"/>
+      <w:r>
+        <w:rPr>
+          <w:rFonts w:ascii="Brill" w:hAnsi="Brill"/>
+          <w:lang w:val="es-ES"/>
+        </w:rPr>
+        <w:t xml:space="preserve"> dos que es el segundo cuento fallaras que estos son </w:t>
+      </w:r>
+      <w:proofErr w:type="spellStart"/>
+      <w:r>
+        <w:rPr>
+          <w:rFonts w:ascii="Brill" w:hAnsi="Brill"/>
+          <w:lang w:val="es-ES"/>
+        </w:rPr>
+        <w:t>conpañeros</w:t>
+      </w:r>
+      <w:proofErr w:type="spellEnd"/>
+      <w:r>
+        <w:rPr>
+          <w:rFonts w:ascii="Brill" w:hAnsi="Brill"/>
+          <w:lang w:val="es-ES"/>
+        </w:rPr>
+        <w:t xml:space="preserve"> e iguales e tal es el uno como el otro e non </w:t>
+      </w:r>
+      <w:proofErr w:type="spellStart"/>
+      <w:r>
+        <w:rPr>
+          <w:rFonts w:ascii="Brill" w:hAnsi="Brill"/>
+          <w:lang w:val="es-ES"/>
+        </w:rPr>
+        <w:t>sabras</w:t>
+      </w:r>
+      <w:proofErr w:type="spellEnd"/>
+      <w:r>
+        <w:rPr>
+          <w:rFonts w:ascii="Brill" w:hAnsi="Brill"/>
+          <w:lang w:val="es-ES"/>
+        </w:rPr>
+        <w:t xml:space="preserve"> de </w:t>
+      </w:r>
+      <w:proofErr w:type="spellStart"/>
+      <w:r>
+        <w:rPr>
+          <w:rFonts w:ascii="Brill" w:hAnsi="Brill"/>
+          <w:lang w:val="es-ES"/>
+        </w:rPr>
+        <w:t>qual</w:t>
+      </w:r>
+      <w:proofErr w:type="spellEnd"/>
+      <w:r>
+        <w:rPr>
+          <w:rFonts w:ascii="Brill" w:hAnsi="Brill"/>
+          <w:lang w:val="es-ES"/>
+        </w:rPr>
+        <w:t xml:space="preserve"> començar que tan bien </w:t>
+      </w:r>
+      <w:proofErr w:type="spellStart"/>
+      <w:r>
+        <w:rPr>
+          <w:rFonts w:ascii="Brill" w:hAnsi="Brill"/>
+          <w:lang w:val="es-ES"/>
+        </w:rPr>
+        <w:t>començaras</w:t>
+      </w:r>
+      <w:proofErr w:type="spellEnd"/>
+      <w:r>
+        <w:rPr>
+          <w:rFonts w:ascii="Brill" w:hAnsi="Brill"/>
+          <w:lang w:val="es-ES"/>
+        </w:rPr>
+        <w:t xml:space="preserve"> en el uno como en el otro % pues ve al tercero cuento que son tres fallaras en este cuento de tres que aquel </w:t>
+      </w:r>
+      <w:proofErr w:type="spellStart"/>
+      <w:r>
+        <w:rPr>
+          <w:rFonts w:ascii="Brill" w:hAnsi="Brill"/>
+          <w:lang w:val="es-ES"/>
+        </w:rPr>
+        <w:t>qu</w:t>
+      </w:r>
+      <w:proofErr w:type="spellEnd"/>
+      <w:r>
+        <w:rPr>
+          <w:rFonts w:ascii="Brill" w:hAnsi="Brill"/>
           <w:lang w:val="es-ES"/>
         </w:rPr>
         <w:t xml:space="preserve"> </w:t>
@@ -75,23 +395,23 @@
       <w:proofErr w:type="spellStart"/>
       <w:r>
         <w:rPr>
-          <w:rFonts w:ascii="Garamond" w:hAnsi="Garamond"/>
-          <w:lang w:val="es-ES"/>
-        </w:rPr>
-        <w:t>razon</w:t>
-      </w:r>
-      <w:proofErr w:type="spellEnd"/>
-      <w:r>
-        <w:rPr>
-          <w:rFonts w:ascii="Garamond" w:hAnsi="Garamond"/>
-          <w:lang w:val="es-ES"/>
-        </w:rPr>
-        <w:t xml:space="preserve"> es la </w:t>
-      </w:r>
-      <w:proofErr w:type="spellStart"/>
-      <w:r>
-        <w:rPr>
-          <w:rFonts w:ascii="Garamond" w:hAnsi="Garamond"/>
+          <w:rFonts w:ascii="Brill" w:hAnsi="Brill"/>
+          <w:lang w:val="es-ES"/>
+        </w:rPr>
+        <w:t>esta</w:t>
+      </w:r>
+      <w:proofErr w:type="spellEnd"/>
+      <w:r>
+        <w:rPr>
+          <w:rFonts w:ascii="Brill" w:hAnsi="Brill"/>
+          <w:lang w:val="es-ES"/>
+        </w:rPr>
+        <w:t xml:space="preserve"> en medio faze el uno que sea comienço e el otro que sea cabo tal es la santa </w:t>
+      </w:r>
+      <w:proofErr w:type="spellStart"/>
+      <w:r>
+        <w:rPr>
+          <w:rFonts w:ascii="Brill" w:hAnsi="Brill"/>
           <w:lang w:val="es-ES"/>
         </w:rPr>
         <w:t>trenidat</w:t>
@@ -99,463 +419,15 @@
       <w:proofErr w:type="spellEnd"/>
       <w:r>
         <w:rPr>
-          <w:rFonts w:ascii="Garamond" w:hAnsi="Garamond"/>
-          <w:lang w:val="es-ES"/>
-        </w:rPr>
-        <w:t xml:space="preserve"> de tres </w:t>
-      </w:r>
-      <w:proofErr w:type="spellStart"/>
-      <w:r>
-        <w:rPr>
-          <w:rFonts w:ascii="Garamond" w:hAnsi="Garamond"/>
-          <w:lang w:val="es-ES"/>
-        </w:rPr>
-        <w:t>presonas</w:t>
-      </w:r>
-      <w:proofErr w:type="spellEnd"/>
-      <w:r>
-        <w:rPr>
-          <w:rFonts w:ascii="Garamond" w:hAnsi="Garamond"/>
-          <w:lang w:val="es-ES"/>
-        </w:rPr>
-        <w:t xml:space="preserve"> e non es de </w:t>
-      </w:r>
-      <w:proofErr w:type="spellStart"/>
-      <w:r>
-        <w:rPr>
-          <w:rFonts w:ascii="Garamond" w:hAnsi="Garamond"/>
-          <w:lang w:val="es-ES"/>
-        </w:rPr>
-        <w:t>mas</w:t>
-      </w:r>
-      <w:proofErr w:type="spellEnd"/>
-      <w:r>
-        <w:rPr>
-          <w:rFonts w:ascii="Garamond" w:hAnsi="Garamond"/>
-          <w:lang w:val="es-ES"/>
-        </w:rPr>
-        <w:t xml:space="preserve"> cuenta </w:t>
-      </w:r>
-      <w:proofErr w:type="spellStart"/>
-      <w:r>
-        <w:rPr>
-          <w:rFonts w:ascii="Garamond" w:hAnsi="Garamond"/>
-          <w:lang w:val="es-ES"/>
-        </w:rPr>
-        <w:t>nin</w:t>
-      </w:r>
-      <w:proofErr w:type="spellEnd"/>
-      <w:r>
-        <w:rPr>
-          <w:rFonts w:ascii="Garamond" w:hAnsi="Garamond"/>
-          <w:lang w:val="es-ES"/>
-        </w:rPr>
-        <w:t xml:space="preserve"> de menos % </w:t>
-      </w:r>
-      <w:proofErr w:type="spellStart"/>
-      <w:r>
-        <w:rPr>
-          <w:rFonts w:ascii="Garamond" w:hAnsi="Garamond"/>
-          <w:lang w:val="es-ES"/>
-        </w:rPr>
-        <w:t>respondio</w:t>
-      </w:r>
-      <w:proofErr w:type="spellEnd"/>
-      <w:r>
-        <w:rPr>
-          <w:rFonts w:ascii="Garamond" w:hAnsi="Garamond"/>
-          <w:lang w:val="es-ES"/>
-        </w:rPr>
-        <w:t xml:space="preserve"> el maestro alta pregunta me demandas e quiero responder a ella a lo mejor que yo </w:t>
-      </w:r>
-      <w:proofErr w:type="spellStart"/>
-      <w:r>
-        <w:rPr>
-          <w:rFonts w:ascii="Garamond" w:hAnsi="Garamond"/>
-          <w:lang w:val="es-ES"/>
-        </w:rPr>
-        <w:t>sopiere</w:t>
-      </w:r>
-      <w:proofErr w:type="spellEnd"/>
-      <w:r>
-        <w:rPr>
-          <w:rFonts w:ascii="Garamond" w:hAnsi="Garamond"/>
-          <w:lang w:val="es-ES"/>
-        </w:rPr>
-        <w:t xml:space="preserve"> sepas que la santa </w:t>
-      </w:r>
-      <w:proofErr w:type="spellStart"/>
-      <w:r>
-        <w:rPr>
-          <w:rFonts w:ascii="Garamond" w:hAnsi="Garamond"/>
-          <w:lang w:val="es-ES"/>
-        </w:rPr>
-        <w:t>trenidat</w:t>
-      </w:r>
-      <w:proofErr w:type="spellEnd"/>
-      <w:r>
-        <w:rPr>
-          <w:rFonts w:ascii="Garamond" w:hAnsi="Garamond"/>
-          <w:lang w:val="es-ES"/>
-        </w:rPr>
-        <w:t xml:space="preserve"> son tres </w:t>
-      </w:r>
-      <w:proofErr w:type="spellStart"/>
-      <w:r>
-        <w:rPr>
-          <w:rFonts w:ascii="Garamond" w:hAnsi="Garamond"/>
-          <w:lang w:val="es-ES"/>
-        </w:rPr>
-        <w:t>presonas</w:t>
-      </w:r>
-      <w:proofErr w:type="spellEnd"/>
-      <w:r>
-        <w:rPr>
-          <w:rFonts w:ascii="Garamond" w:hAnsi="Garamond"/>
-          <w:lang w:val="es-ES"/>
-        </w:rPr>
-        <w:t xml:space="preserve"> e estas tres </w:t>
-      </w:r>
-      <w:proofErr w:type="spellStart"/>
-      <w:r>
-        <w:rPr>
-          <w:rFonts w:ascii="Garamond" w:hAnsi="Garamond"/>
-          <w:lang w:val="es-ES"/>
-        </w:rPr>
-        <w:t>presonas</w:t>
-      </w:r>
-      <w:proofErr w:type="spellEnd"/>
-      <w:r>
-        <w:rPr>
-          <w:rFonts w:ascii="Garamond" w:hAnsi="Garamond"/>
-          <w:lang w:val="es-ES"/>
-        </w:rPr>
-        <w:t xml:space="preserve"> encierran se en un dios pues esto que se encierran tres </w:t>
-      </w:r>
-      <w:proofErr w:type="spellStart"/>
-      <w:r>
-        <w:rPr>
-          <w:rFonts w:ascii="Garamond" w:hAnsi="Garamond"/>
-          <w:lang w:val="es-ES"/>
-        </w:rPr>
-        <w:t>presonas</w:t>
-      </w:r>
-      <w:proofErr w:type="spellEnd"/>
-      <w:r>
-        <w:rPr>
-          <w:rFonts w:ascii="Garamond" w:hAnsi="Garamond"/>
-          <w:lang w:val="es-ES"/>
-        </w:rPr>
-        <w:t xml:space="preserve"> en un dios </w:t>
-      </w:r>
-      <w:proofErr w:type="spellStart"/>
-      <w:r>
-        <w:rPr>
-          <w:rFonts w:ascii="Garamond" w:hAnsi="Garamond"/>
-          <w:lang w:val="es-ES"/>
-        </w:rPr>
-        <w:t>quando</w:t>
-      </w:r>
-      <w:proofErr w:type="spellEnd"/>
-      <w:r>
-        <w:rPr>
-          <w:rFonts w:ascii="Garamond" w:hAnsi="Garamond"/>
-          <w:lang w:val="es-ES"/>
-        </w:rPr>
-        <w:t xml:space="preserve"> bien catares todas las cuentas del mundo desde uno que es la primera cuenta fasta en </w:t>
-      </w:r>
-      <w:proofErr w:type="spellStart"/>
-      <w:r>
-        <w:rPr>
-          <w:rFonts w:ascii="Garamond" w:hAnsi="Garamond"/>
-          <w:lang w:val="es-ES"/>
-        </w:rPr>
-        <w:t>mill</w:t>
-      </w:r>
-      <w:proofErr w:type="spellEnd"/>
-      <w:r>
-        <w:rPr>
-          <w:rFonts w:ascii="Garamond" w:hAnsi="Garamond"/>
-          <w:lang w:val="es-ES"/>
-        </w:rPr>
-        <w:t xml:space="preserve"> non fallaras que en otra cuenta ninguna viene a estar la </w:t>
-      </w:r>
-      <w:proofErr w:type="spellStart"/>
-      <w:r>
-        <w:rPr>
-          <w:rFonts w:ascii="Garamond" w:hAnsi="Garamond"/>
-          <w:lang w:val="es-ES"/>
-        </w:rPr>
-        <w:t>fuerça</w:t>
-      </w:r>
-      <w:proofErr w:type="spellEnd"/>
-      <w:r>
-        <w:rPr>
-          <w:rFonts w:ascii="Garamond" w:hAnsi="Garamond"/>
-          <w:lang w:val="es-ES"/>
-        </w:rPr>
-        <w:t xml:space="preserve"> d ella en un punto si non de tres % E esto te quiero </w:t>
-      </w:r>
-      <w:proofErr w:type="spellStart"/>
-      <w:r>
-        <w:rPr>
-          <w:rFonts w:ascii="Garamond" w:hAnsi="Garamond"/>
-          <w:lang w:val="es-ES"/>
-        </w:rPr>
-        <w:t>provar</w:t>
-      </w:r>
-      <w:proofErr w:type="spellEnd"/>
-      <w:r>
-        <w:rPr>
-          <w:rFonts w:ascii="Garamond" w:hAnsi="Garamond"/>
-          <w:lang w:val="es-ES"/>
-        </w:rPr>
-        <w:t xml:space="preserve"> por </w:t>
-      </w:r>
-      <w:proofErr w:type="spellStart"/>
-      <w:r>
-        <w:rPr>
-          <w:rFonts w:ascii="Garamond" w:hAnsi="Garamond"/>
-          <w:lang w:val="es-ES"/>
-        </w:rPr>
-        <w:t>razon</w:t>
-      </w:r>
-      <w:proofErr w:type="spellEnd"/>
-      <w:r>
-        <w:rPr>
-          <w:rFonts w:ascii="Garamond" w:hAnsi="Garamond"/>
-          <w:lang w:val="es-ES"/>
-        </w:rPr>
-        <w:t xml:space="preserve"> que es </w:t>
-      </w:r>
-      <w:proofErr w:type="spellStart"/>
-      <w:r>
-        <w:rPr>
-          <w:rFonts w:ascii="Garamond" w:hAnsi="Garamond"/>
-          <w:lang w:val="es-ES"/>
-        </w:rPr>
-        <w:t>asi</w:t>
-      </w:r>
-      <w:proofErr w:type="spellEnd"/>
-      <w:r>
-        <w:rPr>
-          <w:rFonts w:ascii="Garamond" w:hAnsi="Garamond"/>
-          <w:lang w:val="es-ES"/>
-        </w:rPr>
-        <w:t xml:space="preserve"> e lo veas e </w:t>
-      </w:r>
-      <w:proofErr w:type="spellStart"/>
-      <w:r>
-        <w:rPr>
-          <w:rFonts w:ascii="Garamond" w:hAnsi="Garamond"/>
-          <w:lang w:val="es-ES"/>
-        </w:rPr>
-        <w:t>comiençan</w:t>
-      </w:r>
-      <w:proofErr w:type="spellEnd"/>
-      <w:r>
-        <w:rPr>
-          <w:rFonts w:ascii="Garamond" w:hAnsi="Garamond"/>
-          <w:lang w:val="es-ES"/>
-        </w:rPr>
-        <w:t xml:space="preserve"> luego en el primero que es uno e fallaras que este uno es señero en su cabo si </w:t>
-      </w:r>
-      <w:proofErr w:type="spellStart"/>
-      <w:r>
-        <w:rPr>
-          <w:rFonts w:ascii="Garamond" w:hAnsi="Garamond"/>
-          <w:lang w:val="es-ES"/>
-        </w:rPr>
-        <w:t>començares</w:t>
-      </w:r>
-      <w:proofErr w:type="spellEnd"/>
-      <w:r>
-        <w:rPr>
-          <w:rFonts w:ascii="Garamond" w:hAnsi="Garamond"/>
-          <w:lang w:val="es-ES"/>
-        </w:rPr>
-        <w:t xml:space="preserve"> dos que es el segundo cuento fallaras que estos son </w:t>
-      </w:r>
-      <w:proofErr w:type="spellStart"/>
-      <w:r>
-        <w:rPr>
-          <w:rFonts w:ascii="Garamond" w:hAnsi="Garamond"/>
-          <w:lang w:val="es-ES"/>
-        </w:rPr>
-        <w:t>conpañeros</w:t>
-      </w:r>
-      <w:proofErr w:type="spellEnd"/>
-      <w:r>
-        <w:rPr>
-          <w:rFonts w:ascii="Garamond" w:hAnsi="Garamond"/>
-          <w:lang w:val="es-ES"/>
-        </w:rPr>
-        <w:t xml:space="preserve"> e iguales e tal es el uno como el otro e non </w:t>
-      </w:r>
-      <w:proofErr w:type="spellStart"/>
-      <w:r>
-        <w:rPr>
-          <w:rFonts w:ascii="Garamond" w:hAnsi="Garamond"/>
-          <w:lang w:val="es-ES"/>
-        </w:rPr>
-        <w:t>sabras</w:t>
-      </w:r>
-      <w:proofErr w:type="spellEnd"/>
-      <w:r>
-        <w:rPr>
-          <w:rFonts w:ascii="Garamond" w:hAnsi="Garamond"/>
-          <w:lang w:val="es-ES"/>
-        </w:rPr>
-        <w:t xml:space="preserve"> de </w:t>
-      </w:r>
-      <w:proofErr w:type="spellStart"/>
-      <w:r>
-        <w:rPr>
-          <w:rFonts w:ascii="Garamond" w:hAnsi="Garamond"/>
-          <w:lang w:val="es-ES"/>
-        </w:rPr>
-        <w:t>qual</w:t>
-      </w:r>
-      <w:proofErr w:type="spellEnd"/>
-      <w:r>
-        <w:rPr>
-          <w:rFonts w:ascii="Garamond" w:hAnsi="Garamond"/>
-          <w:lang w:val="es-ES"/>
-        </w:rPr>
-        <w:t xml:space="preserve"> </w:t>
-      </w:r>
-      <w:proofErr w:type="spellStart"/>
-      <w:r>
-        <w:rPr>
-          <w:rFonts w:ascii="Garamond" w:hAnsi="Garamond"/>
-          <w:lang w:val="es-ES"/>
-        </w:rPr>
-        <w:t>començar</w:t>
-      </w:r>
-      <w:proofErr w:type="spellEnd"/>
-      <w:r>
-        <w:rPr>
-          <w:rFonts w:ascii="Garamond" w:hAnsi="Garamond"/>
-          <w:lang w:val="es-ES"/>
-        </w:rPr>
-        <w:t xml:space="preserve"> que tan bien </w:t>
-      </w:r>
-      <w:proofErr w:type="spellStart"/>
-      <w:r>
-        <w:rPr>
-          <w:rFonts w:ascii="Garamond" w:hAnsi="Garamond"/>
-          <w:lang w:val="es-ES"/>
-        </w:rPr>
-        <w:t>començaras</w:t>
-      </w:r>
-      <w:proofErr w:type="spellEnd"/>
-      <w:r>
-        <w:rPr>
-          <w:rFonts w:ascii="Garamond" w:hAnsi="Garamond"/>
-          <w:lang w:val="es-ES"/>
-        </w:rPr>
-        <w:t xml:space="preserve"> en el uno como en el otro % pues ve al tercero cuento que son tres fallaras en este cuento de tres que aquel </w:t>
-      </w:r>
-      <w:proofErr w:type="spellStart"/>
-      <w:r>
-        <w:rPr>
-          <w:rFonts w:ascii="Garamond" w:hAnsi="Garamond"/>
-          <w:lang w:val="es-ES"/>
-        </w:rPr>
-        <w:t>qu</w:t>
-      </w:r>
-      <w:proofErr w:type="spellEnd"/>
-      <w:r>
-        <w:rPr>
-          <w:rFonts w:ascii="Garamond" w:hAnsi="Garamond"/>
-          <w:lang w:val="es-ES"/>
-        </w:rPr>
-        <w:t xml:space="preserve"> </w:t>
-      </w:r>
-      <w:proofErr w:type="spellStart"/>
-      <w:r>
-        <w:rPr>
-          <w:rFonts w:ascii="Garamond" w:hAnsi="Garamond"/>
-          <w:lang w:val="es-ES"/>
-        </w:rPr>
-        <w:t>esta</w:t>
-      </w:r>
-      <w:proofErr w:type="spellEnd"/>
-      <w:r>
-        <w:rPr>
-          <w:rFonts w:ascii="Garamond" w:hAnsi="Garamond"/>
-          <w:lang w:val="es-ES"/>
-        </w:rPr>
-        <w:t xml:space="preserve"> en medio </w:t>
-      </w:r>
-      <w:proofErr w:type="spellStart"/>
-      <w:r>
-        <w:rPr>
-          <w:rFonts w:ascii="Garamond" w:hAnsi="Garamond"/>
-          <w:lang w:val="es-ES"/>
-        </w:rPr>
-        <w:t>faze</w:t>
-      </w:r>
-      <w:proofErr w:type="spellEnd"/>
-      <w:r>
-        <w:rPr>
-          <w:rFonts w:ascii="Garamond" w:hAnsi="Garamond"/>
-          <w:lang w:val="es-ES"/>
-        </w:rPr>
-        <w:t xml:space="preserve"> el uno que sea </w:t>
-      </w:r>
-      <w:proofErr w:type="spellStart"/>
-      <w:r>
-        <w:rPr>
-          <w:rFonts w:ascii="Garamond" w:hAnsi="Garamond"/>
-          <w:lang w:val="es-ES"/>
-        </w:rPr>
-        <w:t>comienço</w:t>
-      </w:r>
-      <w:proofErr w:type="spellEnd"/>
-      <w:r>
-        <w:rPr>
-          <w:rFonts w:ascii="Garamond" w:hAnsi="Garamond"/>
-          <w:lang w:val="es-ES"/>
-        </w:rPr>
-        <w:t xml:space="preserve"> e el otro que sea cabo tal es la santa </w:t>
-      </w:r>
-      <w:proofErr w:type="spellStart"/>
-      <w:r>
-        <w:rPr>
-          <w:rFonts w:ascii="Garamond" w:hAnsi="Garamond"/>
-          <w:lang w:val="es-ES"/>
-        </w:rPr>
-        <w:t>trenidat</w:t>
-      </w:r>
-      <w:proofErr w:type="spellEnd"/>
-      <w:r>
-        <w:rPr>
-          <w:rFonts w:ascii="Garamond" w:hAnsi="Garamond"/>
-          <w:lang w:val="es-ES"/>
-        </w:rPr>
-        <w:t xml:space="preserve"> el padre es el </w:t>
-      </w:r>
-      <w:proofErr w:type="spellStart"/>
-      <w:r>
-        <w:rPr>
-          <w:rFonts w:ascii="Garamond" w:hAnsi="Garamond"/>
-          <w:lang w:val="es-ES"/>
-        </w:rPr>
-        <w:t>comienço</w:t>
-      </w:r>
-      <w:proofErr w:type="spellEnd"/>
-      <w:r>
-        <w:rPr>
-          <w:rFonts w:ascii="Garamond" w:hAnsi="Garamond"/>
-          <w:lang w:val="es-ES"/>
-        </w:rPr>
-        <w:t xml:space="preserve"> el </w:t>
-      </w:r>
-      <w:proofErr w:type="spellStart"/>
-      <w:r>
-        <w:rPr>
-          <w:rFonts w:ascii="Garamond" w:hAnsi="Garamond"/>
+          <w:rFonts w:ascii="Brill" w:hAnsi="Brill"/>
+          <w:lang w:val="es-ES"/>
+        </w:rPr>
+        <w:t xml:space="preserve"> el padre es el comienço el </w:t>
+      </w:r>
+      <w:proofErr w:type="spellStart"/>
+      <w:r>
+        <w:rPr>
+          <w:rFonts w:ascii="Brill" w:hAnsi="Brill"/>
           <w:lang w:val="es-ES"/>
         </w:rPr>
         <w:t>spiritu</w:t>
@@ -563,7 +435,7 @@
       <w:proofErr w:type="spellEnd"/>
       <w:r>
         <w:rPr>
-          <w:rFonts w:ascii="Garamond" w:hAnsi="Garamond"/>
+          <w:rFonts w:ascii="Brill" w:hAnsi="Brill"/>
           <w:lang w:val="es-ES"/>
         </w:rPr>
         <w:t xml:space="preserve"> santo es el de medio el fijo es el tercero % pues para mientes en el cuento de </w:t>
@@ -571,7 +443,7 @@
       <w:proofErr w:type="spellStart"/>
       <w:r>
         <w:rPr>
-          <w:rFonts w:ascii="Garamond" w:hAnsi="Garamond"/>
+          <w:rFonts w:ascii="Brill" w:hAnsi="Brill"/>
           <w:lang w:val="es-ES"/>
         </w:rPr>
         <w:t>quatro</w:t>
@@ -579,7 +451,7 @@
       <w:proofErr w:type="spellEnd"/>
       <w:r>
         <w:rPr>
-          <w:rFonts w:ascii="Garamond" w:hAnsi="Garamond"/>
+          <w:rFonts w:ascii="Brill" w:hAnsi="Brill"/>
           <w:lang w:val="es-ES"/>
         </w:rPr>
         <w:t xml:space="preserve"> …</w:t>
@@ -596,7 +468,7 @@
 </file>
 
 <file path=word/styles.xml><?xml version="1.0" encoding="utf-8"?>
-<w:styles xmlns:mc="http://schemas.openxmlformats.org/markup-compatibility/2006" xmlns:r="http://schemas.openxmlformats.org/officeDocument/2006/relationships" xmlns:w="http://schemas.openxmlformats.org/wordprocessingml/2006/main" xmlns:w14="http://schemas.microsoft.com/office/word/2010/wordml" xmlns:w15="http://schemas.microsoft.com/office/word/2012/wordml" xmlns:w16cex="http://schemas.microsoft.com/office/word/2018/wordml/cex" xmlns:w16cid="http://schemas.microsoft.com/office/word/2016/wordml/cid" xmlns:w16="http://schemas.microsoft.com/office/word/2018/wordml" xmlns:w16sdtdh="http://schemas.microsoft.com/office/word/2020/wordml/sdtdatahash" xmlns:w16se="http://schemas.microsoft.com/office/word/2015/wordml/symex" mc:Ignorable="w14 w15 w16se w16cid w16 w16cex w16sdtdh">
+<w:styles xmlns:mc="http://schemas.openxmlformats.org/markup-compatibility/2006" xmlns:r="http://schemas.openxmlformats.org/officeDocument/2006/relationships" xmlns:w="http://schemas.openxmlformats.org/wordprocessingml/2006/main" xmlns:w14="http://schemas.microsoft.com/office/word/2010/wordml" xmlns:w15="http://schemas.microsoft.com/office/word/2012/wordml" xmlns:w16cex="http://schemas.microsoft.com/office/word/2018/wordml/cex" xmlns:w16cid="http://schemas.microsoft.com/office/word/2016/wordml/cid" xmlns:w16="http://schemas.microsoft.com/office/word/2018/wordml" xmlns:w16du="http://schemas.microsoft.com/office/word/2023/wordml/word16du" xmlns:w16sdtdh="http://schemas.microsoft.com/office/word/2020/wordml/sdtdatahash" xmlns:w16sdtfl="http://schemas.microsoft.com/office/word/2024/wordml/sdtformatlock" xmlns:w16se="http://schemas.microsoft.com/office/word/2015/wordml/symex" mc:Ignorable="w14 w15 w16se w16cid w16 w16cex w16sdtdh w16sdtfl w16du">
   <w:docDefaults>
     <w:rPrDefault>
       <w:rPr>
